--- a/Solution_Walkthrough.docx
+++ b/Solution_Walkthrough.docx
@@ -97,10 +97,17 @@
     <w:p>
       <w:r>
         <w:fldChar w:fldCharType="begin"/>
+      </w:r>
+      <w:r>
         <w:instrText xml:space="preserve">TOC \o "1-2" \h \z \u</w:instrText>
-        <w:fldChar w:fldCharType="separate">
-          <w:t>Right-click here and choose “Update Field” to generate the table of contents.</w:t>
-        </w:fldChar>
+      </w:r>
+      <w:r>
+        <w:fldChar w:fldCharType="separate"/>
+      </w:r>
+      <w:r>
+        <w:t>Right-click here and choose “Update Field” to generate the table of contents.</w:t>
+      </w:r>
+      <w:r>
         <w:fldChar w:fldCharType="end"/>
       </w:r>
     </w:p>
@@ -3681,7 +3688,17 @@
     </w:pPr>
     <w:r>
       <w:fldChar w:fldCharType="begin"/>
+    </w:r>
+    <w:r>
       <w:instrText xml:space="preserve">PAGE</w:instrText>
+    </w:r>
+    <w:r>
+      <w:fldChar w:fldCharType="separate"/>
+    </w:r>
+    <w:r>
+      <w:t>1</w:t>
+    </w:r>
+    <w:r>
       <w:fldChar w:fldCharType="end"/>
     </w:r>
   </w:p>
